--- a/output/figures/tables/residuals_pisa.docx
+++ b/output/figures/tables/residuals_pisa.docx
@@ -17,9 +17,9 @@
         <w:tblLook w:firstRow="1" w:lastRow="0" w:firstColumn="0" w:lastColumn="0" w:noHBand="0" w:noVBand="1"/>
       </w:tblPr>
       <w:tblGrid>
-        <w:gridCol w:w="3554"/>
+        <w:gridCol w:w="3576"/>
         <w:gridCol w:w="1677"/>
-        <w:gridCol w:w="2277"/>
+        <w:gridCol w:w="2360"/>
       </w:tblGrid>
       <w:tr>
         <w:trPr>
@@ -354,7 +354,7 @@
                 <w:szCs w:val="20"/>
                 <w:color w:val="000000"/>
               </w:rPr>
-              <w:t xml:space="preserve">Model 1 (Initial)</w:t>
+              <w:t xml:space="preserve">First Re-specification</w:t>
             </w:r>
           </w:p>
         </w:tc>
@@ -1506,7 +1506,7 @@
                 <w:szCs w:val="20"/>
                 <w:color w:val="000000"/>
               </w:rPr>
-              <w:t xml:space="preserve">change_settings ∼∼ identify_app</w:t>
+              <w:t xml:space="preserve">privacy_settings ∼∼ identify_app</w:t>
             </w:r>
           </w:p>
         </w:tc>
@@ -3222,7 +3222,7 @@
                 <w:szCs w:val="20"/>
                 <w:color w:val="000000"/>
               </w:rPr>
-              <w:t xml:space="preserve">change_settings ∼∼ develop_webpage</w:t>
+              <w:t xml:space="preserve">privacy_settings ∼∼ develop_webpage</w:t>
             </w:r>
           </w:p>
         </w:tc>
@@ -5047,7 +5047,7 @@
                 <w:szCs w:val="20"/>
                 <w:color w:val="000000"/>
               </w:rPr>
-              <w:t xml:space="preserve">Model 2 (Re-specified)</w:t>
+              <w:t xml:space="preserve">Second Re-specification</w:t>
             </w:r>
           </w:p>
         </w:tc>
@@ -5419,7 +5419,7 @@
                 <w:szCs w:val="20"/>
                 <w:color w:val="000000"/>
               </w:rPr>
-              <w:t xml:space="preserve">change_settings ∼∼ develop_webpage</w:t>
+              <w:t xml:space="preserve">privacy_settings ∼∼ develop_webpage</w:t>
             </w:r>
           </w:p>
         </w:tc>
